--- a/lessons/halloween/plans/halloween_10-12_beginners.docx
+++ b/lessons/halloween/plans/halloween_10-12_beginners.docx
@@ -648,7 +648,7 @@
               <w:rPr>
                 <w:sz w:val="19"/>
               </w:rPr>
-              <w:t xml:space="preserve">Тёмная площадь, предметы спрятаны. Учитель водит фонарик мышкой (без мыши он бродит сам), ученик говорит, куда светить. Нашли — нажмите на предмет. Последний предмет — часы. Рядом с заданием — картинка того, что ищем. В конце — карточка улики, она попадает в блокнот (слева). Next — дальше.</w:t>
+              <w:t xml:space="preserve">Тёмная площадь, предметы спрятаны. Учитель водит фонарик мышкой (фонарик стоит там, где его оставили), ученик говорит, куда светить. Нашли — нажмите на предмет. Последний предмет — часы. Рядом с заданием — картинка того, что ищем. В конце — карточка улики, она попадает в блокнот (слева). Next — дальше.</w:t>
             </w:r>
           </w:p>
         </w:tc>

--- a/lessons/halloween/plans/halloween_10-12_beginners.docx
+++ b/lessons/halloween/plans/halloween_10-12_beginners.docx
@@ -302,13 +302,7 @@
               <w:rPr>
                 <w:sz w:val="19"/>
               </w:rPr>
-              <w:t xml:space="preserve"> </w:t>
-            </w:r>
-            <w:r>
-              <w:rPr>
-                <w:sz w:val="19"/>
-              </w:rPr>
-              <w:t xml:space="preserve">и звучит. Next — тыква исчезает (тот же кадр, пустой постамент). Next — вылетает газета «WHERE IS THE GOLDEN PUMPKIN?». Расскажите историю (см. выше).</w:t>
+              <w:t xml:space="preserve">, ученик читает его вслух. Next — тыква исчезает (тот же кадр, пустой постамент). Next — вылетает газета «WHERE IS THE GOLDEN PUMPKIN?». Расскажите историю (см. выше).</w:t>
             </w:r>
           </w:p>
         </w:tc>
@@ -380,7 +374,7 @@
               <w:rPr>
                 <w:sz w:val="19"/>
               </w:rPr>
-              <w:t xml:space="preserve">a witch, a vampire, a mummy, a werewolf, a skeleton, a ghost — это и есть подозреваемые. Сначала только картинки. Ученик пробует назвать, нажатие показывает слово и</w:t>
+              <w:t xml:space="preserve">a witch, a vampire, a mummy, a werewolf, a skeleton, a ghost — это и есть подозреваемые. Сначала только картинки. Ученик пробует назвать, нажатие показывает слово, ученик</w:t>
             </w:r>
             <w:r>
               <w:rPr>
@@ -394,13 +388,19 @@
                 <w:bCs/>
                 <w:sz w:val="19"/>
               </w:rPr>
-              <w:t xml:space="preserve">произносит его</w:t>
-            </w:r>
-            <w:r>
-              <w:rPr>
-                <w:sz w:val="19"/>
-              </w:rPr>
-              <w:t xml:space="preserve">. Next открывает следующую карточку. Повторить хором.</w:t>
+              <w:t xml:space="preserve">произносит его сам</w:t>
+            </w:r>
+            <w:r>
+              <w:rPr>
+                <w:sz w:val="19"/>
+              </w:rPr>
+              <w:t xml:space="preserve"> </w:t>
+            </w:r>
+            <w:r>
+              <w:rPr>
+                <w:sz w:val="19"/>
+              </w:rPr>
+              <w:t xml:space="preserve">(озвучки в уроке нет). Next открывает следующую карточку. Повторить хором.</w:t>
             </w:r>
             <w:r>
               <w:rPr>

--- a/lessons/halloween/plans/halloween_10-12_beginners.docx
+++ b/lessons/halloween/plans/halloween_10-12_beginners.docx
@@ -1336,6 +1336,26 @@
               <w:rPr>
                 <w:sz w:val="19"/>
               </w:rPr>
+              <w:t xml:space="preserve">,</w:t>
+            </w:r>
+            <w:r>
+              <w:rPr>
+                <w:sz w:val="19"/>
+              </w:rPr>
+              <w:t xml:space="preserve"> </w:t>
+            </w:r>
+            <w:r>
+              <w:rPr>
+                <w:b/>
+                <w:bCs/>
+                <w:sz w:val="19"/>
+              </w:rPr>
+              <w:t xml:space="preserve">THE THIEF!</w:t>
+            </w:r>
+            <w:r>
+              <w:rPr>
+                <w:sz w:val="19"/>
+              </w:rPr>
               <w:t xml:space="preserve"> </w:t>
             </w:r>
             <w:r>
@@ -1356,19 +1376,19 @@
                 <w:bCs/>
                 <w:sz w:val="19"/>
               </w:rPr>
-              <w:t xml:space="preserve">THE THIEF!</w:t>
-            </w:r>
-            <w:r>
-              <w:rPr>
-                <w:sz w:val="19"/>
-              </w:rPr>
-              <w:t xml:space="preserve"> </w:t>
-            </w:r>
-            <w:r>
-              <w:rPr>
-                <w:sz w:val="19"/>
-              </w:rPr>
-              <w:t xml:space="preserve">Нажимаете, когда ученик сам скажет и объяснит. Если решение неверное, программа не даст его принять. Передумал — нажмите на подозреваемого со штампом и</w:t>
+              <w:t xml:space="preserve">I DON'T KNOW</w:t>
+            </w:r>
+            <w:r>
+              <w:rPr>
+                <w:sz w:val="19"/>
+              </w:rPr>
+              <w:t xml:space="preserve"> </w:t>
+            </w:r>
+            <w:r>
+              <w:rPr>
+                <w:sz w:val="19"/>
+              </w:rPr>
+              <w:t xml:space="preserve">(если пока непонятно — подозреваемый остаётся, задаём следующий вопрос). Нажимаете, когда ученик сам скажет и объяснит. Если решение неверное, программа не даст его принять. Передумал — нажмите на подозреваемого со штампом и</w:t>
             </w:r>
             <w:r>
               <w:rPr>
